--- a/Knowledge/3-Work knowledge/1-Software Engineering/1-Software Engineering Fundamentals/5-My Source/4-Networks Devices/1-Types of Routers/6-Virtual Router.docx
+++ b/Knowledge/3-Work knowledge/1-Software Engineering/1-Software Engineering Fundamentals/5-My Source/4-Networks Devices/1-Types of Routers/6-Virtual Router.docx
@@ -4,44 +4,28 @@
   <w:body>
     <w:p>
       <w:pPr>
-        <w:keepNext/>
-        <w:keepLines/>
-        <w:spacing w:before="400" w:after="120" w:line="276" w:lineRule="auto"/>
-        <w:outlineLvl w:val="0"/>
-        <w:rPr>
-          <w:rFonts w:ascii="Arial" w:eastAsia="Arial" w:hAnsi="Arial" w:cs="Arial"/>
-          <w:kern w:val="0"/>
-          <w:sz w:val="40"/>
-          <w:szCs w:val="40"/>
-          <w:lang w:val="en"/>
-          <w14:ligatures w14:val="none"/>
+        <w:pStyle w:val="Heading1"/>
+        <w:rPr>
+          <w:rFonts w:eastAsia="Arial"/>
+          <w:lang w:val="en"/>
         </w:rPr>
       </w:pPr>
       <w:bookmarkStart w:id="0" w:name="_izgxx38a51s5" w:colFirst="0" w:colLast="0"/>
       <w:bookmarkEnd w:id="0"/>
       <w:r>
         <w:rPr>
-          <w:rFonts w:ascii="Arial" w:eastAsia="Arial" w:hAnsi="Arial" w:cs="Arial"/>
-          <w:kern w:val="0"/>
-          <w:sz w:val="40"/>
-          <w:szCs w:val="40"/>
-          <w:lang w:val="en"/>
-          <w14:ligatures w14:val="none"/>
+          <w:rFonts w:eastAsia="Arial"/>
+          <w:lang w:val="en"/>
         </w:rPr>
         <w:t>Virtual Router</w:t>
       </w:r>
     </w:p>
     <w:p>
       <w:pPr>
-        <w:spacing w:before="280" w:after="120" w:line="276" w:lineRule="auto"/>
-        <w:outlineLvl w:val="1"/>
-        <w:rPr>
-          <w:rFonts w:ascii="Arial" w:eastAsia="Arial" w:hAnsi="Arial" w:cs="Arial"/>
-          <w:kern w:val="0"/>
-          <w:sz w:val="32"/>
-          <w:szCs w:val="32"/>
-          <w:lang w:val="en"/>
-          <w14:ligatures w14:val="none"/>
+        <w:pStyle w:val="Heading2"/>
+        <w:rPr>
+          <w:rFonts w:eastAsia="Arial"/>
+          <w:lang w:val="en"/>
         </w:rPr>
       </w:pPr>
       <w:bookmarkStart w:id="1" w:name="_xcegc5ceoyuz" w:colFirst="0" w:colLast="0"/>
@@ -49,22 +33,14 @@
       <w:r>
         <w:rPr>
           <w:rFonts w:ascii="Segoe UI Emoji" w:eastAsia="Arial" w:hAnsi="Segoe UI Emoji" w:cs="Segoe UI Emoji"/>
-          <w:kern w:val="0"/>
-          <w:sz w:val="32"/>
-          <w:szCs w:val="32"/>
-          <w:lang w:val="en"/>
-          <w14:ligatures w14:val="none"/>
+          <w:lang w:val="en"/>
         </w:rPr>
         <w:t>🖥️</w:t>
       </w:r>
       <w:r>
         <w:rPr>
-          <w:rFonts w:ascii="Arial" w:eastAsia="Arial" w:hAnsi="Arial" w:cs="Arial"/>
-          <w:kern w:val="0"/>
-          <w:sz w:val="32"/>
-          <w:szCs w:val="32"/>
-          <w:lang w:val="en"/>
-          <w14:ligatures w14:val="none"/>
+          <w:rFonts w:eastAsia="Arial"/>
+          <w:lang w:val="en"/>
         </w:rPr>
         <w:t xml:space="preserve"> What is a Virtual Router?</w:t>
       </w:r>
@@ -106,6 +82,7 @@
         </w:rPr>
         <w:t xml:space="preserve">: </w:t>
       </w:r>
+      <w:proofErr w:type="spellStart"/>
       <w:r>
         <w:rPr>
           <w:rFonts w:ascii="Arial" w:eastAsia="Arial" w:hAnsi="Arial" w:cs="Arial"/>
@@ -117,7 +94,21 @@
           <w:lang w:val="en"/>
           <w14:ligatures w14:val="none"/>
         </w:rPr>
-        <w:t>Chatgpt (GPT</w:t>
+        <w:t>Chatgpt</w:t>
+      </w:r>
+      <w:proofErr w:type="spellEnd"/>
+      <w:r>
+        <w:rPr>
+          <w:rFonts w:ascii="Arial" w:eastAsia="Arial" w:hAnsi="Arial" w:cs="Arial"/>
+          <w:b/>
+          <w:kern w:val="0"/>
+          <w:sz w:val="22"/>
+          <w:szCs w:val="22"/>
+          <w:highlight w:val="darkGray"/>
+          <w:lang w:val="en"/>
+          <w14:ligatures w14:val="none"/>
+        </w:rPr>
+        <w:t xml:space="preserve"> (GPT</w:t>
       </w:r>
       <w:r>
         <w:rPr>
@@ -306,15 +297,10 @@
     </w:p>
     <w:p>
       <w:pPr>
-        <w:spacing w:before="280" w:after="120" w:line="276" w:lineRule="auto"/>
-        <w:outlineLvl w:val="1"/>
-        <w:rPr>
-          <w:rFonts w:ascii="Arial" w:eastAsia="Arial" w:hAnsi="Arial" w:cs="Arial"/>
-          <w:kern w:val="0"/>
-          <w:sz w:val="32"/>
-          <w:szCs w:val="32"/>
-          <w:lang w:val="en"/>
-          <w14:ligatures w14:val="none"/>
+        <w:pStyle w:val="Heading2"/>
+        <w:rPr>
+          <w:rFonts w:eastAsia="Arial"/>
+          <w:lang w:val="en"/>
         </w:rPr>
       </w:pPr>
       <w:bookmarkStart w:id="2" w:name="_lqprb238fp85" w:colFirst="0" w:colLast="0"/>
@@ -322,22 +308,14 @@
       <w:r>
         <w:rPr>
           <w:rFonts w:ascii="Segoe UI Emoji" w:eastAsia="Arial" w:hAnsi="Segoe UI Emoji" w:cs="Segoe UI Emoji"/>
-          <w:kern w:val="0"/>
-          <w:sz w:val="32"/>
-          <w:szCs w:val="32"/>
-          <w:lang w:val="en"/>
-          <w14:ligatures w14:val="none"/>
+          <w:lang w:val="en"/>
         </w:rPr>
         <w:t>💡</w:t>
       </w:r>
       <w:r>
         <w:rPr>
-          <w:rFonts w:ascii="Arial" w:eastAsia="Arial" w:hAnsi="Arial" w:cs="Arial"/>
-          <w:kern w:val="0"/>
-          <w:sz w:val="32"/>
-          <w:szCs w:val="32"/>
-          <w:lang w:val="en"/>
-          <w14:ligatures w14:val="none"/>
+          <w:rFonts w:eastAsia="Arial"/>
+          <w:lang w:val="en"/>
         </w:rPr>
         <w:t xml:space="preserve"> Key Concept:</w:t>
       </w:r>
@@ -379,6 +357,7 @@
         </w:rPr>
         <w:t xml:space="preserve">: </w:t>
       </w:r>
+      <w:proofErr w:type="spellStart"/>
       <w:r>
         <w:rPr>
           <w:rFonts w:ascii="Arial" w:eastAsia="Arial" w:hAnsi="Arial" w:cs="Arial"/>
@@ -390,7 +369,21 @@
           <w:lang w:val="en"/>
           <w14:ligatures w14:val="none"/>
         </w:rPr>
-        <w:t>Chatgpt (GPT</w:t>
+        <w:t>Chatgpt</w:t>
+      </w:r>
+      <w:proofErr w:type="spellEnd"/>
+      <w:r>
+        <w:rPr>
+          <w:rFonts w:ascii="Arial" w:eastAsia="Arial" w:hAnsi="Arial" w:cs="Arial"/>
+          <w:b/>
+          <w:kern w:val="0"/>
+          <w:sz w:val="22"/>
+          <w:szCs w:val="22"/>
+          <w:highlight w:val="darkGray"/>
+          <w:lang w:val="en"/>
+          <w14:ligatures w14:val="none"/>
+        </w:rPr>
+        <w:t xml:space="preserve"> (GPT</w:t>
       </w:r>
       <w:r>
         <w:rPr>
@@ -676,15 +669,10 @@
     </w:p>
     <w:p>
       <w:pPr>
-        <w:spacing w:before="280" w:after="120" w:line="276" w:lineRule="auto"/>
-        <w:outlineLvl w:val="1"/>
-        <w:rPr>
-          <w:rFonts w:ascii="Arial" w:eastAsia="Arial" w:hAnsi="Arial" w:cs="Arial"/>
-          <w:kern w:val="0"/>
-          <w:sz w:val="32"/>
-          <w:szCs w:val="32"/>
-          <w:lang w:val="en"/>
-          <w14:ligatures w14:val="none"/>
+        <w:pStyle w:val="Heading2"/>
+        <w:rPr>
+          <w:rFonts w:eastAsia="Arial"/>
+          <w:lang w:val="en"/>
         </w:rPr>
       </w:pPr>
       <w:bookmarkStart w:id="3" w:name="_7x4t1e4jyfi1" w:colFirst="0" w:colLast="0"/>
@@ -692,22 +680,14 @@
       <w:r>
         <w:rPr>
           <w:rFonts w:ascii="Segoe UI Emoji" w:eastAsia="Arial" w:hAnsi="Segoe UI Emoji" w:cs="Segoe UI Emoji"/>
-          <w:kern w:val="0"/>
-          <w:sz w:val="32"/>
-          <w:szCs w:val="32"/>
-          <w:lang w:val="en"/>
-          <w14:ligatures w14:val="none"/>
+          <w:lang w:val="en"/>
         </w:rPr>
         <w:t>🔧</w:t>
       </w:r>
       <w:r>
         <w:rPr>
-          <w:rFonts w:ascii="Arial" w:eastAsia="Arial" w:hAnsi="Arial" w:cs="Arial"/>
-          <w:kern w:val="0"/>
-          <w:sz w:val="32"/>
-          <w:szCs w:val="32"/>
-          <w:lang w:val="en"/>
-          <w14:ligatures w14:val="none"/>
+          <w:rFonts w:eastAsia="Arial"/>
+          <w:lang w:val="en"/>
         </w:rPr>
         <w:t xml:space="preserve"> Key Features of Virtual Routers</w:t>
       </w:r>
@@ -752,6 +732,7 @@
         </w:rPr>
         <w:t xml:space="preserve">: </w:t>
       </w:r>
+      <w:proofErr w:type="spellStart"/>
       <w:r>
         <w:rPr>
           <w:rFonts w:ascii="Arial" w:eastAsia="Arial" w:hAnsi="Arial" w:cs="Arial"/>
@@ -763,7 +744,21 @@
           <w:lang w:val="en"/>
           <w14:ligatures w14:val="none"/>
         </w:rPr>
-        <w:t>Chatgpt (GPT</w:t>
+        <w:t>Chatgpt</w:t>
+      </w:r>
+      <w:proofErr w:type="spellEnd"/>
+      <w:r>
+        <w:rPr>
+          <w:rFonts w:ascii="Arial" w:eastAsia="Arial" w:hAnsi="Arial" w:cs="Arial"/>
+          <w:b/>
+          <w:kern w:val="0"/>
+          <w:sz w:val="22"/>
+          <w:szCs w:val="22"/>
+          <w:highlight w:val="darkGray"/>
+          <w:lang w:val="en"/>
+          <w14:ligatures w14:val="none"/>
+        </w:rPr>
+        <w:t xml:space="preserve"> (GPT</w:t>
       </w:r>
       <w:r>
         <w:rPr>
@@ -814,6 +809,7 @@
           <w:lang w:val="en"/>
           <w14:ligatures w14:val="none"/>
         </w:rPr>
+        <w:lastRenderedPageBreak/>
         <w:drawing>
           <wp:inline distT="114300" distB="114300" distL="114300" distR="114300" wp14:anchorId="57A239CA" wp14:editId="058FEDED">
             <wp:extent cx="5943600" cy="2336800"/>
@@ -1523,15 +1519,10 @@
     </w:p>
     <w:p>
       <w:pPr>
-        <w:spacing w:before="280" w:after="120" w:line="276" w:lineRule="auto"/>
-        <w:outlineLvl w:val="1"/>
-        <w:rPr>
-          <w:rFonts w:ascii="Arial" w:eastAsia="Arial" w:hAnsi="Arial" w:cs="Arial"/>
-          <w:kern w:val="0"/>
-          <w:sz w:val="32"/>
-          <w:szCs w:val="32"/>
-          <w:lang w:val="en"/>
-          <w14:ligatures w14:val="none"/>
+        <w:pStyle w:val="Heading2"/>
+        <w:rPr>
+          <w:rFonts w:eastAsia="Arial"/>
+          <w:lang w:val="en"/>
         </w:rPr>
       </w:pPr>
       <w:bookmarkStart w:id="4" w:name="_ktptxgnb6n4i" w:colFirst="0" w:colLast="0"/>
@@ -1539,22 +1530,14 @@
       <w:r>
         <w:rPr>
           <w:rFonts w:ascii="Segoe UI Emoji" w:eastAsia="Arial" w:hAnsi="Segoe UI Emoji" w:cs="Segoe UI Emoji"/>
-          <w:kern w:val="0"/>
-          <w:sz w:val="32"/>
-          <w:szCs w:val="32"/>
-          <w:lang w:val="en"/>
-          <w14:ligatures w14:val="none"/>
+          <w:lang w:val="en"/>
         </w:rPr>
         <w:t>📍</w:t>
       </w:r>
       <w:r>
         <w:rPr>
-          <w:rFonts w:ascii="Arial" w:eastAsia="Arial" w:hAnsi="Arial" w:cs="Arial"/>
-          <w:kern w:val="0"/>
-          <w:sz w:val="32"/>
-          <w:szCs w:val="32"/>
-          <w:lang w:val="en"/>
-          <w14:ligatures w14:val="none"/>
+          <w:rFonts w:eastAsia="Arial"/>
+          <w:lang w:val="en"/>
         </w:rPr>
         <w:t xml:space="preserve"> Where Virtual Routers Are Used</w:t>
       </w:r>
@@ -1596,6 +1579,7 @@
         </w:rPr>
         <w:t xml:space="preserve">: </w:t>
       </w:r>
+      <w:proofErr w:type="spellStart"/>
       <w:r>
         <w:rPr>
           <w:rFonts w:ascii="Arial" w:eastAsia="Arial" w:hAnsi="Arial" w:cs="Arial"/>
@@ -1607,7 +1591,21 @@
           <w:lang w:val="en"/>
           <w14:ligatures w14:val="none"/>
         </w:rPr>
-        <w:t>Chatgpt (GPT</w:t>
+        <w:t>Chatgpt</w:t>
+      </w:r>
+      <w:proofErr w:type="spellEnd"/>
+      <w:r>
+        <w:rPr>
+          <w:rFonts w:ascii="Arial" w:eastAsia="Arial" w:hAnsi="Arial" w:cs="Arial"/>
+          <w:b/>
+          <w:kern w:val="0"/>
+          <w:sz w:val="22"/>
+          <w:szCs w:val="22"/>
+          <w:highlight w:val="darkGray"/>
+          <w:lang w:val="en"/>
+          <w14:ligatures w14:val="none"/>
+        </w:rPr>
+        <w:t xml:space="preserve"> (GPT</w:t>
       </w:r>
       <w:r>
         <w:rPr>
@@ -1672,7 +1670,29 @@
           <w:lang w:val="en"/>
           <w14:ligatures w14:val="none"/>
         </w:rPr>
-        <w:t xml:space="preserve"> (e.g., AWS VPCs, Azure VNets)</w:t>
+        <w:t xml:space="preserve"> (e.g., AWS VPCs, Azure </w:t>
+      </w:r>
+      <w:proofErr w:type="spellStart"/>
+      <w:r>
+        <w:rPr>
+          <w:rFonts w:ascii="Roboto Mono" w:eastAsia="Roboto Mono" w:hAnsi="Roboto Mono" w:cs="Arial"/>
+          <w:kern w:val="0"/>
+          <w:szCs w:val="22"/>
+          <w:lang w:val="en"/>
+          <w14:ligatures w14:val="none"/>
+        </w:rPr>
+        <w:t>VNets</w:t>
+      </w:r>
+      <w:proofErr w:type="spellEnd"/>
+      <w:r>
+        <w:rPr>
+          <w:rFonts w:ascii="Roboto Mono" w:eastAsia="Roboto Mono" w:hAnsi="Roboto Mono" w:cs="Arial"/>
+          <w:kern w:val="0"/>
+          <w:szCs w:val="22"/>
+          <w:lang w:val="en"/>
+          <w14:ligatures w14:val="none"/>
+        </w:rPr>
+        <w:t>)</w:t>
       </w:r>
       <w:r>
         <w:rPr>
@@ -1711,6 +1731,7 @@
           <w:lang w:val="en"/>
           <w14:ligatures w14:val="none"/>
         </w:rPr>
+        <w:lastRenderedPageBreak/>
         <w:t>Software-defined networking (SDN)</w:t>
       </w:r>
       <w:r>
@@ -1908,15 +1929,10 @@
     </w:p>
     <w:p>
       <w:pPr>
-        <w:spacing w:before="280" w:after="120" w:line="276" w:lineRule="auto"/>
-        <w:outlineLvl w:val="1"/>
-        <w:rPr>
-          <w:rFonts w:ascii="Arial" w:eastAsia="Arial" w:hAnsi="Arial" w:cs="Arial"/>
-          <w:kern w:val="0"/>
-          <w:sz w:val="32"/>
-          <w:szCs w:val="32"/>
-          <w:lang w:val="en"/>
-          <w14:ligatures w14:val="none"/>
+        <w:pStyle w:val="Heading2"/>
+        <w:rPr>
+          <w:rFonts w:eastAsia="Arial"/>
+          <w:lang w:val="en"/>
         </w:rPr>
       </w:pPr>
       <w:bookmarkStart w:id="5" w:name="_lsauymgxztrd" w:colFirst="0" w:colLast="0"/>
@@ -1924,22 +1940,14 @@
       <w:r>
         <w:rPr>
           <w:rFonts w:ascii="Segoe UI Emoji" w:eastAsia="Arial" w:hAnsi="Segoe UI Emoji" w:cs="Segoe UI Emoji"/>
-          <w:kern w:val="0"/>
-          <w:sz w:val="32"/>
-          <w:szCs w:val="32"/>
-          <w:lang w:val="en"/>
-          <w14:ligatures w14:val="none"/>
+          <w:lang w:val="en"/>
         </w:rPr>
         <w:t>🖥️</w:t>
       </w:r>
       <w:r>
         <w:rPr>
-          <w:rFonts w:ascii="Arial" w:eastAsia="Arial" w:hAnsi="Arial" w:cs="Arial"/>
-          <w:kern w:val="0"/>
-          <w:sz w:val="32"/>
-          <w:szCs w:val="32"/>
-          <w:lang w:val="en"/>
-          <w14:ligatures w14:val="none"/>
+          <w:rFonts w:eastAsia="Arial"/>
+          <w:lang w:val="en"/>
         </w:rPr>
         <w:t xml:space="preserve"> Example Virtual Router Use</w:t>
       </w:r>
@@ -1984,6 +1992,7 @@
         </w:rPr>
         <w:t xml:space="preserve">: </w:t>
       </w:r>
+      <w:proofErr w:type="spellStart"/>
       <w:r>
         <w:rPr>
           <w:rFonts w:ascii="Arial" w:eastAsia="Arial" w:hAnsi="Arial" w:cs="Arial"/>
@@ -1995,7 +2004,21 @@
           <w:lang w:val="en"/>
           <w14:ligatures w14:val="none"/>
         </w:rPr>
-        <w:t>Chatgpt (GPT</w:t>
+        <w:t>Chatgpt</w:t>
+      </w:r>
+      <w:proofErr w:type="spellEnd"/>
+      <w:r>
+        <w:rPr>
+          <w:rFonts w:ascii="Arial" w:eastAsia="Arial" w:hAnsi="Arial" w:cs="Arial"/>
+          <w:b/>
+          <w:kern w:val="0"/>
+          <w:sz w:val="22"/>
+          <w:szCs w:val="22"/>
+          <w:highlight w:val="darkGray"/>
+          <w:lang w:val="en"/>
+          <w14:ligatures w14:val="none"/>
+        </w:rPr>
+        <w:t xml:space="preserve"> (GPT</w:t>
       </w:r>
       <w:r>
         <w:rPr>
@@ -2271,15 +2294,10 @@
     </w:p>
     <w:p>
       <w:pPr>
-        <w:spacing w:before="280" w:after="120" w:line="276" w:lineRule="auto"/>
-        <w:outlineLvl w:val="1"/>
-        <w:rPr>
-          <w:rFonts w:ascii="Arial" w:eastAsia="Arial" w:hAnsi="Arial" w:cs="Arial"/>
-          <w:kern w:val="0"/>
-          <w:sz w:val="32"/>
-          <w:szCs w:val="32"/>
-          <w:lang w:val="en"/>
-          <w14:ligatures w14:val="none"/>
+        <w:pStyle w:val="Heading2"/>
+        <w:rPr>
+          <w:rFonts w:eastAsia="Arial"/>
+          <w:lang w:val="en"/>
         </w:rPr>
       </w:pPr>
       <w:bookmarkStart w:id="6" w:name="_nc0zd0cns3k3" w:colFirst="0" w:colLast="0"/>
@@ -2287,22 +2305,14 @@
       <w:r>
         <w:rPr>
           <w:rFonts w:ascii="Segoe UI Emoji" w:eastAsia="Arial" w:hAnsi="Segoe UI Emoji" w:cs="Segoe UI Emoji"/>
-          <w:kern w:val="0"/>
-          <w:sz w:val="32"/>
-          <w:szCs w:val="32"/>
-          <w:lang w:val="en"/>
-          <w14:ligatures w14:val="none"/>
+          <w:lang w:val="en"/>
         </w:rPr>
         <w:t>🆚</w:t>
       </w:r>
       <w:r>
         <w:rPr>
-          <w:rFonts w:ascii="Arial" w:eastAsia="Arial" w:hAnsi="Arial" w:cs="Arial"/>
-          <w:kern w:val="0"/>
-          <w:sz w:val="32"/>
-          <w:szCs w:val="32"/>
-          <w:lang w:val="en"/>
-          <w14:ligatures w14:val="none"/>
+          <w:rFonts w:eastAsia="Arial"/>
+          <w:lang w:val="en"/>
         </w:rPr>
         <w:t xml:space="preserve"> Physical Router vs Virtual Router</w:t>
       </w:r>
@@ -2347,6 +2357,7 @@
         </w:rPr>
         <w:t xml:space="preserve">: </w:t>
       </w:r>
+      <w:proofErr w:type="spellStart"/>
       <w:r>
         <w:rPr>
           <w:rFonts w:ascii="Arial" w:eastAsia="Arial" w:hAnsi="Arial" w:cs="Arial"/>
@@ -2358,7 +2369,21 @@
           <w:lang w:val="en"/>
           <w14:ligatures w14:val="none"/>
         </w:rPr>
-        <w:t>Chatgpt (GPT</w:t>
+        <w:t>Chatgpt</w:t>
+      </w:r>
+      <w:proofErr w:type="spellEnd"/>
+      <w:r>
+        <w:rPr>
+          <w:rFonts w:ascii="Arial" w:eastAsia="Arial" w:hAnsi="Arial" w:cs="Arial"/>
+          <w:b/>
+          <w:kern w:val="0"/>
+          <w:sz w:val="22"/>
+          <w:szCs w:val="22"/>
+          <w:highlight w:val="darkGray"/>
+          <w:lang w:val="en"/>
+          <w14:ligatures w14:val="none"/>
+        </w:rPr>
+        <w:t xml:space="preserve"> (GPT</w:t>
       </w:r>
       <w:r>
         <w:rPr>
@@ -2409,6 +2434,7 @@
           <w:lang w:val="en"/>
           <w14:ligatures w14:val="none"/>
         </w:rPr>
+        <w:lastRenderedPageBreak/>
         <w:drawing>
           <wp:inline distT="114300" distB="114300" distL="114300" distR="114300" wp14:anchorId="52035E43" wp14:editId="66440FCC">
             <wp:extent cx="5943600" cy="2260600"/>
@@ -3390,15 +3416,10 @@
     </w:p>
     <w:p>
       <w:pPr>
-        <w:spacing w:before="280" w:after="120" w:line="276" w:lineRule="auto"/>
-        <w:outlineLvl w:val="1"/>
-        <w:rPr>
-          <w:rFonts w:ascii="Arial" w:eastAsia="Arial" w:hAnsi="Arial" w:cs="Arial"/>
-          <w:kern w:val="0"/>
-          <w:sz w:val="32"/>
-          <w:szCs w:val="32"/>
-          <w:lang w:val="en"/>
-          <w14:ligatures w14:val="none"/>
+        <w:pStyle w:val="Heading2"/>
+        <w:rPr>
+          <w:rFonts w:eastAsia="Arial"/>
+          <w:lang w:val="en"/>
         </w:rPr>
       </w:pPr>
       <w:bookmarkStart w:id="7" w:name="_zaxween0ioav" w:colFirst="0" w:colLast="0"/>
@@ -3406,22 +3427,14 @@
       <w:r>
         <w:rPr>
           <w:rFonts w:ascii="Segoe UI Emoji" w:eastAsia="Arial" w:hAnsi="Segoe UI Emoji" w:cs="Segoe UI Emoji"/>
-          <w:kern w:val="0"/>
-          <w:sz w:val="32"/>
-          <w:szCs w:val="32"/>
-          <w:lang w:val="en"/>
-          <w14:ligatures w14:val="none"/>
+          <w:lang w:val="en"/>
         </w:rPr>
         <w:t>🔧</w:t>
       </w:r>
       <w:r>
         <w:rPr>
-          <w:rFonts w:ascii="Arial" w:eastAsia="Arial" w:hAnsi="Arial" w:cs="Arial"/>
-          <w:kern w:val="0"/>
-          <w:sz w:val="32"/>
-          <w:szCs w:val="32"/>
-          <w:lang w:val="en"/>
-          <w14:ligatures w14:val="none"/>
+          <w:rFonts w:eastAsia="Arial"/>
+          <w:lang w:val="en"/>
         </w:rPr>
         <w:t xml:space="preserve"> Examples of Virtual Routers</w:t>
       </w:r>
@@ -3466,6 +3479,7 @@
         </w:rPr>
         <w:t xml:space="preserve">: </w:t>
       </w:r>
+      <w:proofErr w:type="spellStart"/>
       <w:r>
         <w:rPr>
           <w:rFonts w:ascii="Arial" w:eastAsia="Arial" w:hAnsi="Arial" w:cs="Arial"/>
@@ -3477,7 +3491,21 @@
           <w:lang w:val="en"/>
           <w14:ligatures w14:val="none"/>
         </w:rPr>
-        <w:t>Chatgpt (GPT</w:t>
+        <w:t>Chatgpt</w:t>
+      </w:r>
+      <w:proofErr w:type="spellEnd"/>
+      <w:r>
+        <w:rPr>
+          <w:rFonts w:ascii="Arial" w:eastAsia="Arial" w:hAnsi="Arial" w:cs="Arial"/>
+          <w:b/>
+          <w:kern w:val="0"/>
+          <w:sz w:val="22"/>
+          <w:szCs w:val="22"/>
+          <w:highlight w:val="darkGray"/>
+          <w:lang w:val="en"/>
+          <w14:ligatures w14:val="none"/>
+        </w:rPr>
+        <w:t xml:space="preserve"> (GPT</w:t>
       </w:r>
       <w:r>
         <w:rPr>
@@ -3528,6 +3556,7 @@
           <w:lang w:val="en"/>
           <w14:ligatures w14:val="none"/>
         </w:rPr>
+        <w:lastRenderedPageBreak/>
         <w:drawing>
           <wp:inline distT="114300" distB="114300" distL="114300" distR="114300" wp14:anchorId="5C1EEEAF" wp14:editId="29B786CB">
             <wp:extent cx="5943600" cy="1943100"/>
@@ -3848,6 +3877,7 @@
                 <w14:ligatures w14:val="none"/>
               </w:rPr>
             </w:pPr>
+            <w:proofErr w:type="spellStart"/>
             <w:r>
               <w:rPr>
                 <w:rFonts w:ascii="Roboto Mono" w:eastAsia="Roboto Mono" w:hAnsi="Roboto Mono" w:cs="Arial"/>
@@ -3856,7 +3886,18 @@
                 <w:lang w:val="en"/>
                 <w14:ligatures w14:val="none"/>
               </w:rPr>
-              <w:t>vMX (Virtual MX Router)</w:t>
+              <w:t>vMX</w:t>
+            </w:r>
+            <w:proofErr w:type="spellEnd"/>
+            <w:r>
+              <w:rPr>
+                <w:rFonts w:ascii="Roboto Mono" w:eastAsia="Roboto Mono" w:hAnsi="Roboto Mono" w:cs="Arial"/>
+                <w:kern w:val="0"/>
+                <w:szCs w:val="22"/>
+                <w:lang w:val="en"/>
+                <w14:ligatures w14:val="none"/>
+              </w:rPr>
+              <w:t xml:space="preserve"> (Virtual MX Router)</w:t>
             </w:r>
           </w:p>
         </w:tc>
@@ -3893,6 +3934,7 @@
                 <w14:ligatures w14:val="none"/>
               </w:rPr>
             </w:pPr>
+            <w:proofErr w:type="spellStart"/>
             <w:r>
               <w:rPr>
                 <w:rFonts w:ascii="Roboto Mono" w:eastAsia="Roboto Mono" w:hAnsi="Roboto Mono" w:cs="Arial"/>
@@ -3905,6 +3947,7 @@
               </w:rPr>
               <w:t>MikroTik</w:t>
             </w:r>
+            <w:proofErr w:type="spellEnd"/>
           </w:p>
         </w:tc>
         <w:tc>
@@ -3980,6 +4023,7 @@
                 <w14:ligatures w14:val="none"/>
               </w:rPr>
             </w:pPr>
+            <w:proofErr w:type="spellStart"/>
             <w:r>
               <w:rPr>
                 <w:rFonts w:ascii="Roboto Mono" w:eastAsia="Roboto Mono" w:hAnsi="Roboto Mono" w:cs="Arial"/>
@@ -3992,6 +4036,7 @@
               </w:rPr>
               <w:t>VyOS</w:t>
             </w:r>
+            <w:proofErr w:type="spellEnd"/>
           </w:p>
         </w:tc>
         <w:tc>
@@ -4067,6 +4112,7 @@
                 <w14:ligatures w14:val="none"/>
               </w:rPr>
             </w:pPr>
+            <w:proofErr w:type="spellStart"/>
             <w:r>
               <w:rPr>
                 <w:rFonts w:ascii="Roboto Mono" w:eastAsia="Roboto Mono" w:hAnsi="Roboto Mono" w:cs="Arial"/>
@@ -4079,6 +4125,7 @@
               </w:rPr>
               <w:t>pfSense</w:t>
             </w:r>
+            <w:proofErr w:type="spellEnd"/>
           </w:p>
         </w:tc>
         <w:tc>
@@ -4837,7 +4884,6 @@
     <w:next w:val="Normal"/>
     <w:link w:val="Heading2Char"/>
     <w:uiPriority w:val="9"/>
-    <w:semiHidden/>
     <w:unhideWhenUsed/>
     <w:qFormat/>
     <w:rsid w:val="00CA3C83"/>
@@ -5054,7 +5100,6 @@
     <w:basedOn w:val="DefaultParagraphFont"/>
     <w:link w:val="Heading2"/>
     <w:uiPriority w:val="9"/>
-    <w:semiHidden/>
     <w:rsid w:val="00CA3C83"/>
     <w:rPr>
       <w:rFonts w:asciiTheme="majorHAnsi" w:eastAsiaTheme="majorEastAsia" w:hAnsiTheme="majorHAnsi" w:cstheme="majorBidi"/>
